--- a/DATA/UB/TEMP_OBALKY_UB.docx
+++ b/DATA/UB/TEMP_OBALKY_UB.docx
@@ -837,7 +837,7 @@
                                 <w:sz w:val="18"/>
                                 <w:szCs w:val="18"/>
                               </w:rPr>
-                              <w:t xml:space="preserve">{{utvar_csl}}, </w:t>
+                              <w:t xml:space="preserve">{{utvar_csl}} </w:t>
                             </w:r>
                             <w:r>
                               <w:rPr>
@@ -925,7 +925,7 @@
                           <w:sz w:val="18"/>
                           <w:szCs w:val="18"/>
                         </w:rPr>
-                        <w:t xml:space="preserve">{{utvar_csl}}, </w:t>
+                        <w:t xml:space="preserve">{{utvar_csl}} </w:t>
                       </w:r>
                       <w:r>
                         <w:rPr>
@@ -1737,6 +1737,7 @@
   <w:style w:type="character" w:default="1" w:styleId="Predvolenpsmoodseku">
     <w:name w:val="Default Paragraph Font"/>
     <w:uiPriority w:val="1"/>
+    <w:semiHidden/>
     <w:unhideWhenUsed/>
   </w:style>
   <w:style w:type="table" w:default="1" w:styleId="Normlnatabuka">
